--- a/SDE_resume.docx
+++ b/SDE_resume.docx
@@ -129,7 +129,7 @@
       </w:pPr>
       <w:r>
         <w:rPr>
-          <w:rFonts w:ascii="Calibri" w:eastAsia="Calibri" w:hAnsi="Calibri" w:cs="Calibri"/>
+          <w:rFonts w:eastAsia="Calibri"/>
           <w:noProof/>
           <w:sz w:val="22"/>
         </w:rPr>
@@ -365,7 +365,7 @@
       </w:pPr>
       <w:r>
         <w:rPr>
-          <w:rFonts w:ascii="Calibri" w:eastAsia="Calibri" w:hAnsi="Calibri" w:cs="Calibri"/>
+          <w:rFonts w:eastAsia="Calibri"/>
           <w:noProof/>
         </w:rPr>
         <mc:AlternateContent>
@@ -560,16 +560,7 @@
           <w:szCs w:val="20"/>
           <w14:ligatures w14:val="none"/>
         </w:rPr>
-        <w:t xml:space="preserve"> </w:t>
-      </w:r>
-      <w:r>
-        <w:rPr>
-          <w:color w:val="auto"/>
-          <w:kern w:val="0"/>
-          <w:szCs w:val="20"/>
-          <w14:ligatures w14:val="none"/>
-        </w:rPr>
-        <w:t>TensorFlow, Scikit-learn, OpenAI Gym</w:t>
+        <w:t xml:space="preserve"> TensorFlow, Scikit-learn, OpenAI Gym</w:t>
       </w:r>
     </w:p>
     <w:p>
@@ -605,43 +596,7 @@
           <w:szCs w:val="20"/>
           <w14:ligatures w14:val="none"/>
         </w:rPr>
-        <w:t xml:space="preserve"> </w:t>
-      </w:r>
-      <w:r>
-        <w:rPr>
-          <w:color w:val="auto"/>
-          <w:kern w:val="0"/>
-          <w:szCs w:val="20"/>
-          <w14:ligatures w14:val="none"/>
-        </w:rPr>
-        <w:t>Data Structures &amp; Algorithms, OOP, DBMS, Operating Systems, Computer Networks,</w:t>
-      </w:r>
-      <w:r>
-        <w:rPr>
-          <w:color w:val="auto"/>
-          <w:kern w:val="0"/>
-          <w:szCs w:val="20"/>
-          <w14:ligatures w14:val="none"/>
-        </w:rPr>
-        <w:t xml:space="preserve"> </w:t>
-      </w:r>
-      <w:r>
-        <w:rPr>
-          <w:color w:val="auto"/>
-          <w:kern w:val="0"/>
-          <w:szCs w:val="20"/>
-          <w14:ligatures w14:val="none"/>
-        </w:rPr>
-        <w:t>Neural Networks, Reinforcement Learning, Embeddings, NLP &amp; LLM Pipelin</w:t>
-      </w:r>
-      <w:r>
-        <w:rPr>
-          <w:color w:val="auto"/>
-          <w:kern w:val="0"/>
-          <w:szCs w:val="20"/>
-          <w14:ligatures w14:val="none"/>
-        </w:rPr>
-        <w:t>e</w:t>
+        <w:t xml:space="preserve"> Data Structures &amp; Algorithms, OOP, DBMS, Operating Systems, Computer Networks, Neural Networks, Reinforcement Learning, Embeddings, NLP &amp; LLM Pipeline</w:t>
       </w:r>
     </w:p>
     <w:p>
@@ -656,7 +611,7 @@
       </w:pPr>
       <w:r>
         <w:rPr>
-          <w:rFonts w:ascii="Calibri" w:eastAsia="Calibri" w:hAnsi="Calibri" w:cs="Calibri"/>
+          <w:rFonts w:eastAsia="Calibri"/>
           <w:noProof/>
           <w:sz w:val="22"/>
         </w:rPr>
@@ -1463,10 +1418,7 @@
         <w:t xml:space="preserve"> </w:t>
       </w:r>
       <w:r>
-        <w:t>T</w:t>
-      </w:r>
-      <w:r>
-        <w:t>ransformers, LLMs, and prompt engineering.</w:t>
+        <w:t>Transformers, LLMs, and prompt engineering.</w:t>
       </w:r>
     </w:p>
     <w:p>
@@ -1501,7 +1453,7 @@
       </w:pPr>
       <w:r>
         <w:rPr>
-          <w:rFonts w:ascii="Calibri" w:eastAsia="Calibri" w:hAnsi="Calibri" w:cs="Calibri"/>
+          <w:rFonts w:eastAsia="Calibri"/>
           <w:noProof/>
           <w:sz w:val="22"/>
         </w:rPr>
@@ -6062,6 +6014,7 @@
   <w:style w:type="character" w:default="1" w:styleId="DefaultParagraphFont">
     <w:name w:val="Default Paragraph Font"/>
     <w:uiPriority w:val="1"/>
+    <w:semiHidden/>
     <w:unhideWhenUsed/>
   </w:style>
   <w:style w:type="table" w:default="1" w:styleId="TableNormal">
